--- a/flow/20230914_vu_template/drafts/2024-06-g/04-ВТ-Митрофана.docx
+++ b/flow/20230914_vu_template/drafts/2024-06-g/04-ВТ-Митрофана.docx
@@ -4484,6 +4484,456 @@
     </w:p>
     <w:p>
       <w:pPr>
+        <w:pStyle w:val="a"/>
+        <w:spacing w:after="240"/>
+      </w:pPr>
+      <w:r>
+        <w:rPr>
+          <w:rFonts w:ascii="Times New Roman" w:hAnsi="Times New Roman"/>
+          <w:b/>
+          <w:color w:val="222222"/>
+          <w:sz w:val="24"/>
+          <w:highlight w:val="white"/>
+        </w:rPr>
+        <w:t xml:space="preserve">І нині </w:t>
+      </w:r>
+      <w:r>
+        <w:rPr>
+          <w:rFonts w:ascii="Times New Roman" w:hAnsi="Times New Roman"/>
+          <w:i/>
+          <w:color w:val="FF0000"/>
+          <w:sz w:val="24"/>
+          <w:highlight w:val="white"/>
+        </w:rPr>
+        <w:t>(г. 8, хрестобогородичний):</w:t>
+      </w:r>
+      <w:r>
+        <w:rPr>
+          <w:rFonts w:ascii="Times New Roman" w:hAnsi="Times New Roman"/>
+          <w:sz w:val="24"/>
+          <w:highlight w:val="white"/>
+        </w:rPr>
+        <w:t xml:space="preserve"> Як </w:t>
+      </w:r>
+      <w:r>
+        <w:rPr>
+          <w:rFonts w:ascii="Times New Roman" w:hAnsi="Times New Roman"/>
+          <w:sz w:val="24"/>
+          <w:highlight w:val="white"/>
+        </w:rPr>
+        <w:t>узрі́ла</w:t>
+      </w:r>
+      <w:r>
+        <w:rPr>
+          <w:rFonts w:ascii="Times New Roman" w:hAnsi="Times New Roman"/>
+          <w:sz w:val="24"/>
+          <w:highlight w:val="white"/>
+        </w:rPr>
+        <w:t xml:space="preserve"> </w:t>
+      </w:r>
+      <w:r>
+        <w:rPr>
+          <w:rFonts w:ascii="Times New Roman" w:hAnsi="Times New Roman"/>
+          <w:sz w:val="24"/>
+          <w:highlight w:val="white"/>
+        </w:rPr>
+        <w:t>коли́сь</w:t>
+      </w:r>
+      <w:r>
+        <w:rPr>
+          <w:rFonts w:ascii="Times New Roman" w:hAnsi="Times New Roman"/>
+          <w:sz w:val="24"/>
+          <w:highlight w:val="white"/>
+        </w:rPr>
+        <w:t xml:space="preserve">* </w:t>
+      </w:r>
+      <w:r>
+        <w:rPr>
+          <w:rFonts w:ascii="Times New Roman" w:hAnsi="Times New Roman"/>
+          <w:sz w:val="24"/>
+          <w:highlight w:val="white"/>
+        </w:rPr>
+        <w:t>А́гнця</w:t>
+      </w:r>
+      <w:r>
+        <w:rPr>
+          <w:rFonts w:ascii="Times New Roman" w:hAnsi="Times New Roman"/>
+          <w:sz w:val="24"/>
+          <w:highlight w:val="white"/>
+        </w:rPr>
+        <w:t xml:space="preserve"> свого́ на Хресті́ </w:t>
+      </w:r>
+      <w:r>
+        <w:rPr>
+          <w:rFonts w:ascii="Times New Roman" w:hAnsi="Times New Roman"/>
+          <w:sz w:val="24"/>
+          <w:highlight w:val="white"/>
+        </w:rPr>
+        <w:t>воздви́женим</w:t>
+      </w:r>
+      <w:r>
+        <w:rPr>
+          <w:rFonts w:ascii="Times New Roman" w:hAnsi="Times New Roman"/>
+          <w:sz w:val="24"/>
+          <w:highlight w:val="white"/>
+        </w:rPr>
+        <w:t xml:space="preserve">* </w:t>
+      </w:r>
+      <w:r>
+        <w:rPr>
+          <w:rFonts w:ascii="Times New Roman" w:hAnsi="Times New Roman"/>
+          <w:sz w:val="24"/>
+          <w:highlight w:val="white"/>
+        </w:rPr>
+        <w:t>нескве́рна</w:t>
+      </w:r>
+      <w:r>
+        <w:rPr>
+          <w:rFonts w:ascii="Times New Roman" w:hAnsi="Times New Roman"/>
+          <w:sz w:val="24"/>
+          <w:highlight w:val="white"/>
+        </w:rPr>
+        <w:t xml:space="preserve"> </w:t>
+      </w:r>
+      <w:r>
+        <w:rPr>
+          <w:rFonts w:ascii="Times New Roman" w:hAnsi="Times New Roman"/>
+          <w:sz w:val="24"/>
+          <w:highlight w:val="white"/>
+        </w:rPr>
+        <w:t>А́гниця</w:t>
+      </w:r>
+      <w:r>
+        <w:rPr>
+          <w:rFonts w:ascii="Times New Roman" w:hAnsi="Times New Roman"/>
+          <w:sz w:val="24"/>
+          <w:highlight w:val="white"/>
+        </w:rPr>
+        <w:t xml:space="preserve"> і </w:t>
+      </w:r>
+      <w:r>
+        <w:rPr>
+          <w:rFonts w:ascii="Times New Roman" w:hAnsi="Times New Roman"/>
+          <w:sz w:val="24"/>
+          <w:highlight w:val="white"/>
+        </w:rPr>
+        <w:t>непоро́чна</w:t>
+      </w:r>
+      <w:r>
+        <w:rPr>
+          <w:rFonts w:ascii="Times New Roman" w:hAnsi="Times New Roman"/>
+          <w:sz w:val="24"/>
+          <w:highlight w:val="white"/>
+        </w:rPr>
+        <w:t xml:space="preserve"> </w:t>
+      </w:r>
+      <w:r>
+        <w:rPr>
+          <w:rFonts w:ascii="Times New Roman" w:hAnsi="Times New Roman"/>
+          <w:sz w:val="24"/>
+          <w:highlight w:val="white"/>
+        </w:rPr>
+        <w:t>Влади́чиця</w:t>
+      </w:r>
+      <w:r>
+        <w:rPr>
+          <w:rFonts w:ascii="Times New Roman" w:hAnsi="Times New Roman"/>
+          <w:sz w:val="24"/>
+          <w:highlight w:val="white"/>
+        </w:rPr>
+        <w:t xml:space="preserve">,* </w:t>
+      </w:r>
+      <w:r>
+        <w:rPr>
+          <w:rFonts w:ascii="Times New Roman" w:hAnsi="Times New Roman"/>
+          <w:sz w:val="24"/>
+          <w:highlight w:val="white"/>
+        </w:rPr>
+        <w:t>по-матери́нськи</w:t>
+      </w:r>
+      <w:r>
+        <w:rPr>
+          <w:rFonts w:ascii="Times New Roman" w:hAnsi="Times New Roman"/>
+          <w:sz w:val="24"/>
+          <w:highlight w:val="white"/>
+        </w:rPr>
+        <w:t xml:space="preserve"> </w:t>
+      </w:r>
+      <w:r>
+        <w:rPr>
+          <w:rFonts w:ascii="Times New Roman" w:hAnsi="Times New Roman"/>
+          <w:sz w:val="24"/>
+          <w:highlight w:val="white"/>
+        </w:rPr>
+        <w:t>примовля́ла</w:t>
+      </w:r>
+      <w:r>
+        <w:rPr>
+          <w:rFonts w:ascii="Times New Roman" w:hAnsi="Times New Roman"/>
+          <w:sz w:val="24"/>
+          <w:highlight w:val="white"/>
+        </w:rPr>
+        <w:t xml:space="preserve">,* і </w:t>
+      </w:r>
+      <w:r>
+        <w:rPr>
+          <w:rFonts w:ascii="Times New Roman" w:hAnsi="Times New Roman"/>
+          <w:sz w:val="24"/>
+          <w:highlight w:val="white"/>
+        </w:rPr>
+        <w:t>вража́ючись</w:t>
+      </w:r>
+      <w:r>
+        <w:rPr>
+          <w:rFonts w:ascii="Times New Roman" w:hAnsi="Times New Roman"/>
+          <w:sz w:val="24"/>
+          <w:highlight w:val="white"/>
+        </w:rPr>
+        <w:t xml:space="preserve">, </w:t>
+      </w:r>
+      <w:r>
+        <w:rPr>
+          <w:rFonts w:ascii="Times New Roman" w:hAnsi="Times New Roman"/>
+          <w:sz w:val="24"/>
+          <w:highlight w:val="white"/>
+        </w:rPr>
+        <w:t>голоси́ла</w:t>
+      </w:r>
+      <w:r>
+        <w:rPr>
+          <w:rFonts w:ascii="Times New Roman" w:hAnsi="Times New Roman"/>
+          <w:sz w:val="24"/>
+          <w:highlight w:val="white"/>
+        </w:rPr>
+        <w:t xml:space="preserve">:* «Дитя́ </w:t>
+      </w:r>
+      <w:r>
+        <w:rPr>
+          <w:rFonts w:ascii="Times New Roman" w:hAnsi="Times New Roman"/>
+          <w:sz w:val="24"/>
+          <w:highlight w:val="white"/>
+        </w:rPr>
+        <w:t>найсоло́дше</w:t>
+      </w:r>
+      <w:r>
+        <w:rPr>
+          <w:rFonts w:ascii="Times New Roman" w:hAnsi="Times New Roman"/>
+          <w:sz w:val="24"/>
+          <w:highlight w:val="white"/>
+        </w:rPr>
+        <w:t xml:space="preserve">,* що це за нове́ і </w:t>
+      </w:r>
+      <w:r>
+        <w:rPr>
+          <w:rFonts w:ascii="Times New Roman" w:hAnsi="Times New Roman"/>
+          <w:sz w:val="24"/>
+          <w:highlight w:val="white"/>
+        </w:rPr>
+        <w:t>преди́вне</w:t>
+      </w:r>
+      <w:r>
+        <w:rPr>
+          <w:rFonts w:ascii="Times New Roman" w:hAnsi="Times New Roman"/>
+          <w:sz w:val="24"/>
+          <w:highlight w:val="white"/>
+        </w:rPr>
+        <w:t xml:space="preserve"> </w:t>
+      </w:r>
+      <w:r>
+        <w:rPr>
+          <w:rFonts w:ascii="Times New Roman" w:hAnsi="Times New Roman"/>
+          <w:sz w:val="24"/>
+          <w:highlight w:val="white"/>
+        </w:rPr>
+        <w:t>виді́ння</w:t>
+      </w:r>
+      <w:r>
+        <w:rPr>
+          <w:rFonts w:ascii="Times New Roman" w:hAnsi="Times New Roman"/>
+          <w:sz w:val="24"/>
+          <w:highlight w:val="white"/>
+        </w:rPr>
+        <w:t xml:space="preserve">?* Як </w:t>
+      </w:r>
+      <w:r>
+        <w:rPr>
+          <w:rFonts w:ascii="Times New Roman" w:hAnsi="Times New Roman"/>
+          <w:sz w:val="24"/>
+          <w:highlight w:val="white"/>
+        </w:rPr>
+        <w:t>собо́р</w:t>
+      </w:r>
+      <w:r>
+        <w:rPr>
+          <w:rFonts w:ascii="Times New Roman" w:hAnsi="Times New Roman"/>
+          <w:sz w:val="24"/>
+          <w:highlight w:val="white"/>
+        </w:rPr>
+        <w:t xml:space="preserve"> </w:t>
+      </w:r>
+      <w:r>
+        <w:rPr>
+          <w:rFonts w:ascii="Times New Roman" w:hAnsi="Times New Roman"/>
+          <w:sz w:val="24"/>
+          <w:highlight w:val="white"/>
+        </w:rPr>
+        <w:t>безблагода́тний</w:t>
+      </w:r>
+      <w:r>
+        <w:rPr>
+          <w:rFonts w:ascii="Times New Roman" w:hAnsi="Times New Roman"/>
+          <w:sz w:val="24"/>
+          <w:highlight w:val="white"/>
+        </w:rPr>
+        <w:t xml:space="preserve">* </w:t>
+      </w:r>
+      <w:r>
+        <w:rPr>
+          <w:rFonts w:ascii="Times New Roman" w:hAnsi="Times New Roman"/>
+          <w:sz w:val="24"/>
+          <w:highlight w:val="white"/>
+        </w:rPr>
+        <w:t>ви́дав</w:t>
+      </w:r>
+      <w:r>
+        <w:rPr>
+          <w:rFonts w:ascii="Times New Roman" w:hAnsi="Times New Roman"/>
+          <w:sz w:val="24"/>
+          <w:highlight w:val="white"/>
+        </w:rPr>
+        <w:t xml:space="preserve"> Тебе́ на </w:t>
+      </w:r>
+      <w:r>
+        <w:rPr>
+          <w:rFonts w:ascii="Times New Roman" w:hAnsi="Times New Roman"/>
+          <w:sz w:val="24"/>
+          <w:highlight w:val="white"/>
+        </w:rPr>
+        <w:t>суди́лище</w:t>
+      </w:r>
+      <w:r>
+        <w:rPr>
+          <w:rFonts w:ascii="Times New Roman" w:hAnsi="Times New Roman"/>
+          <w:sz w:val="24"/>
+          <w:highlight w:val="white"/>
+        </w:rPr>
+        <w:t xml:space="preserve"> </w:t>
+      </w:r>
+      <w:r>
+        <w:rPr>
+          <w:rFonts w:ascii="Times New Roman" w:hAnsi="Times New Roman"/>
+          <w:sz w:val="24"/>
+          <w:highlight w:val="white"/>
+        </w:rPr>
+        <w:t>Пила́тові</w:t>
+      </w:r>
+      <w:r>
+        <w:rPr>
+          <w:rFonts w:ascii="Times New Roman" w:hAnsi="Times New Roman"/>
+          <w:sz w:val="24"/>
+          <w:highlight w:val="white"/>
+        </w:rPr>
+        <w:t xml:space="preserve">* і </w:t>
+      </w:r>
+      <w:r>
+        <w:rPr>
+          <w:rFonts w:ascii="Times New Roman" w:hAnsi="Times New Roman"/>
+          <w:sz w:val="24"/>
+          <w:highlight w:val="white"/>
+        </w:rPr>
+        <w:t>засу́джує</w:t>
+      </w:r>
+      <w:r>
+        <w:rPr>
+          <w:rFonts w:ascii="Times New Roman" w:hAnsi="Times New Roman"/>
+          <w:sz w:val="24"/>
+          <w:highlight w:val="white"/>
+        </w:rPr>
+        <w:t xml:space="preserve"> на смерть </w:t>
+      </w:r>
+      <w:r>
+        <w:rPr>
+          <w:rFonts w:ascii="Times New Roman" w:hAnsi="Times New Roman"/>
+          <w:sz w:val="24"/>
+          <w:highlight w:val="white"/>
+        </w:rPr>
+        <w:t>усі́х</w:t>
+      </w:r>
+      <w:r>
+        <w:rPr>
+          <w:rFonts w:ascii="Times New Roman" w:hAnsi="Times New Roman"/>
+          <w:sz w:val="24"/>
+          <w:highlight w:val="white"/>
+        </w:rPr>
+        <w:t xml:space="preserve"> Життя́?* Але́ </w:t>
+      </w:r>
+      <w:r>
+        <w:rPr>
+          <w:rFonts w:ascii="Times New Roman" w:hAnsi="Times New Roman"/>
+          <w:sz w:val="24"/>
+          <w:highlight w:val="white"/>
+        </w:rPr>
+        <w:t>оспі́вую</w:t>
+      </w:r>
+      <w:r>
+        <w:rPr>
+          <w:rFonts w:ascii="Times New Roman" w:hAnsi="Times New Roman"/>
+          <w:sz w:val="24"/>
+          <w:highlight w:val="white"/>
+        </w:rPr>
+        <w:t xml:space="preserve"> Твоє́ </w:t>
+      </w:r>
+      <w:r>
+        <w:rPr>
+          <w:rFonts w:ascii="Times New Roman" w:hAnsi="Times New Roman"/>
+          <w:sz w:val="24"/>
+          <w:highlight w:val="white"/>
+        </w:rPr>
+        <w:t>невимо́вне</w:t>
+      </w:r>
+      <w:r>
+        <w:rPr>
+          <w:rFonts w:ascii="Times New Roman" w:hAnsi="Times New Roman"/>
+          <w:sz w:val="24"/>
+          <w:highlight w:val="white"/>
+        </w:rPr>
+        <w:t xml:space="preserve">,* </w:t>
+      </w:r>
+      <w:r>
+        <w:rPr>
+          <w:rFonts w:ascii="Times New Roman" w:hAnsi="Times New Roman"/>
+          <w:sz w:val="24"/>
+          <w:highlight w:val="white"/>
+        </w:rPr>
+        <w:t>Сло́ве</w:t>
+      </w:r>
+      <w:r>
+        <w:rPr>
+          <w:rFonts w:ascii="Times New Roman" w:hAnsi="Times New Roman"/>
+          <w:sz w:val="24"/>
+          <w:highlight w:val="white"/>
+        </w:rPr>
+        <w:t xml:space="preserve">, </w:t>
+      </w:r>
+      <w:r>
+        <w:rPr>
+          <w:rFonts w:ascii="Times New Roman" w:hAnsi="Times New Roman"/>
+          <w:sz w:val="24"/>
+          <w:highlight w:val="white"/>
+        </w:rPr>
+        <w:t>схо́дження</w:t>
+      </w:r>
+      <w:r>
+        <w:rPr>
+          <w:rFonts w:ascii="Times New Roman" w:hAnsi="Times New Roman"/>
+          <w:sz w:val="24"/>
+          <w:highlight w:val="white"/>
+        </w:rPr>
+        <w:t>!»</w:t>
+      </w:r>
+    </w:p>
+    <w:p>
+      <w:pPr>
         <w:pStyle w:val="Heading2"/>
         <w:spacing w:after="120" w:before="0" w:lineRule="auto"/>
         <w:jc w:val="center"/>
@@ -4640,6 +5090,23 @@
     </w:p>
     <w:p>
       <w:pPr>
+        <w:spacing w:after="120" w:lineRule="auto"/>
+        <w:jc w:val="both"/>
+        <w:rPr>
+          <w:rFonts w:ascii="Times New Roman" w:cs="Times New Roman" w:eastAsia="Times New Roman" w:hAnsi="Times New Roman"/>
+          <w:color w:val="ff0000"/>
+          <w:sz w:val="24"/>
+          <w:szCs w:val="24"/>
+        </w:rPr>
+      </w:pPr>
+      <w:r>
+        <w:rPr>
+          <w:rtl w:val="0"/>
+        </w:rPr>
+      </w:r>
+    </w:p>
+    <w:p>
+      <w:pPr>
         <w:pStyle w:val="Heading3"/>
         <w:spacing w:after="120" w:before="0" w:lineRule="auto"/>
         <w:jc w:val="center"/>
@@ -4754,6 +5221,22 @@
     </w:p>
     <w:p>
       <w:pPr>
+        <w:spacing w:after="120" w:lineRule="auto"/>
+        <w:jc w:val="both"/>
+        <w:rPr>
+          <w:rFonts w:ascii="Times New Roman" w:cs="Times New Roman" w:eastAsia="Times New Roman" w:hAnsi="Times New Roman"/>
+          <w:sz w:val="24"/>
+          <w:szCs w:val="24"/>
+        </w:rPr>
+      </w:pPr>
+      <w:r>
+        <w:rPr>
+          <w:rtl w:val="0"/>
+        </w:rPr>
+      </w:r>
+    </w:p>
+    <w:p>
+      <w:pPr>
         <w:pStyle w:val="Heading3"/>
         <w:spacing w:after="120" w:before="0" w:lineRule="auto"/>
         <w:jc w:val="center"/>
@@ -4977,6 +5460,22 @@
     </w:p>
     <w:p>
       <w:pPr>
+        <w:spacing w:after="120" w:lineRule="auto"/>
+        <w:jc w:val="both"/>
+        <w:rPr>
+          <w:rFonts w:ascii="Times New Roman" w:cs="Times New Roman" w:eastAsia="Times New Roman" w:hAnsi="Times New Roman"/>
+          <w:sz w:val="24"/>
+          <w:szCs w:val="24"/>
+        </w:rPr>
+      </w:pPr>
+      <w:r>
+        <w:rPr>
+          <w:rtl w:val="0"/>
+        </w:rPr>
+      </w:r>
+    </w:p>
+    <w:p>
+      <w:pPr>
         <w:pStyle w:val="Heading3"/>
         <w:spacing w:after="120" w:before="0" w:lineRule="auto"/>
         <w:jc w:val="center"/>
@@ -5863,6 +6362,24 @@
     </w:p>
     <w:p>
       <w:pPr>
+        <w:spacing w:after="120" w:lineRule="auto"/>
+        <w:jc w:val="both"/>
+        <w:rPr>
+          <w:rFonts w:ascii="Times New Roman" w:cs="Times New Roman" w:eastAsia="Times New Roman" w:hAnsi="Times New Roman"/>
+          <w:i w:val="1"/>
+          <w:color w:val="ff0000"/>
+          <w:sz w:val="24"/>
+          <w:szCs w:val="24"/>
+        </w:rPr>
+      </w:pPr>
+      <w:r>
+        <w:rPr>
+          <w:rtl w:val="0"/>
+        </w:rPr>
+      </w:r>
+    </w:p>
+    <w:p>
+      <w:pPr>
         <w:pStyle w:val="Heading2"/>
         <w:spacing w:after="120" w:before="0" w:lineRule="auto"/>
         <w:jc w:val="center"/>
@@ -6037,6 +6554,52 @@
     </w:p>
     <w:p>
       <w:pPr>
+        <w:spacing w:after="120" w:lineRule="auto"/>
+        <w:jc w:val="both"/>
+        <w:rPr>
+          <w:rFonts w:ascii="Times New Roman" w:cs="Times New Roman" w:eastAsia="Times New Roman" w:hAnsi="Times New Roman"/>
+          <w:sz w:val="24"/>
+          <w:szCs w:val="24"/>
+        </w:rPr>
+      </w:pPr>
+      <w:r>
+        <w:rPr>
+          <w:rFonts w:ascii="Times New Roman" w:cs="Times New Roman" w:eastAsia="Times New Roman" w:hAnsi="Times New Roman"/>
+          <w:b w:val="1"/>
+          <w:sz w:val="24"/>
+          <w:szCs w:val="24"/>
+          <w:rtl w:val="0"/>
+        </w:rPr>
+        <w:t xml:space="preserve">Слава і нині</w:t>
+      </w:r>
+      <w:r>
+        <w:rPr>
+          <w:rFonts w:ascii="Times New Roman" w:cs="Times New Roman" w:eastAsia="Times New Roman" w:hAnsi="Times New Roman"/>
+          <w:sz w:val="24"/>
+          <w:szCs w:val="24"/>
+          <w:rtl w:val="0"/>
+        </w:rPr>
+        <w:t xml:space="preserve">: Діво всехвальна!* У тобі бачив Мойсей пророчими очима тайну:* палаючий кущ, що не згоряв;* бо вогонь Божества, Пречиста, не спалив твого лона.* Тому й молимо тебе, як матір Бога нашого:* Випроси світові мир і велику милість.</w:t>
+      </w:r>
+    </w:p>
+    <w:p>
+      <w:pPr>
+        <w:spacing w:after="120" w:lineRule="auto"/>
+        <w:jc w:val="both"/>
+        <w:rPr>
+          <w:rFonts w:ascii="Times New Roman" w:cs="Times New Roman" w:eastAsia="Times New Roman" w:hAnsi="Times New Roman"/>
+          <w:sz w:val="24"/>
+          <w:szCs w:val="24"/>
+        </w:rPr>
+      </w:pPr>
+      <w:r>
+        <w:rPr>
+          <w:rtl w:val="0"/>
+        </w:rPr>
+      </w:r>
+    </w:p>
+    <w:p>
+      <w:pPr>
         <w:pStyle w:val="Heading3"/>
         <w:spacing w:after="120" w:before="0" w:lineRule="auto"/>
         <w:jc w:val="center"/>
@@ -6191,6 +6754,26 @@
           <w:szCs w:val="24"/>
           <w:rtl w:val="0"/>
         </w:rPr>
+        <w:t xml:space="preserve">Слава Отцю, і Сину, і Святому Духові,* і нині і повсякчас, і на віки віків. Амінь.</w:t>
+      </w:r>
+    </w:p>
+    <w:p>
+      <w:pPr>
+        <w:spacing w:after="120" w:lineRule="auto"/>
+        <w:jc w:val="both"/>
+        <w:rPr>
+          <w:rFonts w:ascii="Times New Roman" w:cs="Times New Roman" w:eastAsia="Times New Roman" w:hAnsi="Times New Roman"/>
+          <w:sz w:val="24"/>
+          <w:szCs w:val="24"/>
+        </w:rPr>
+      </w:pPr>
+      <w:r>
+        <w:rPr>
+          <w:rFonts w:ascii="Times New Roman" w:cs="Times New Roman" w:eastAsia="Times New Roman" w:hAnsi="Times New Roman"/>
+          <w:sz w:val="24"/>
+          <w:szCs w:val="24"/>
+          <w:rtl w:val="0"/>
+        </w:rPr>
         <w:t xml:space="preserve">Пресвята Тройце, помилуй нас;* Господи, очисти гріхи наші;* Владико, прости беззаконня наші;* Святий, завітай і зціли немочі наші імени твого ради.</w:t>
       </w:r>
     </w:p>
@@ -6228,6 +6811,46 @@
         <w:rPr>
           <w:rtl w:val="0"/>
         </w:rPr>
+      </w:r>
+    </w:p>
+    <w:p>
+      <w:pPr>
+        <w:spacing w:after="120" w:lineRule="auto"/>
+        <w:jc w:val="both"/>
+        <w:rPr>
+          <w:rFonts w:ascii="Times New Roman" w:cs="Times New Roman" w:eastAsia="Times New Roman" w:hAnsi="Times New Roman"/>
+          <w:sz w:val="24"/>
+          <w:szCs w:val="24"/>
+        </w:rPr>
+      </w:pPr>
+      <w:r>
+        <w:rPr>
+          <w:rFonts w:ascii="Times New Roman" w:cs="Times New Roman" w:eastAsia="Times New Roman" w:hAnsi="Times New Roman"/>
+          <w:sz w:val="24"/>
+          <w:szCs w:val="24"/>
+          <w:rtl w:val="0"/>
+        </w:rPr>
+        <w:t xml:space="preserve">Слава Отцю, і Сину, і Святому Духові.</w:t>
+      </w:r>
+    </w:p>
+    <w:p>
+      <w:pPr>
+        <w:spacing w:after="120" w:lineRule="auto"/>
+        <w:jc w:val="both"/>
+        <w:rPr>
+          <w:rFonts w:ascii="Times New Roman" w:cs="Times New Roman" w:eastAsia="Times New Roman" w:hAnsi="Times New Roman"/>
+          <w:sz w:val="24"/>
+          <w:szCs w:val="24"/>
+        </w:rPr>
+      </w:pPr>
+      <w:r>
+        <w:rPr>
+          <w:rFonts w:ascii="Times New Roman" w:cs="Times New Roman" w:eastAsia="Times New Roman" w:hAnsi="Times New Roman"/>
+          <w:sz w:val="24"/>
+          <w:szCs w:val="24"/>
+          <w:rtl w:val="0"/>
+        </w:rPr>
+        <w:t xml:space="preserve">І нині і повсякчас, і на віки віків. Амінь.</w:t>
       </w:r>
     </w:p>
     <w:p>
@@ -6316,6 +6939,22 @@
           <w:rtl w:val="0"/>
         </w:rPr>
         <w:t xml:space="preserve">Амінь.</w:t>
+      </w:r>
+    </w:p>
+    <w:p>
+      <w:pPr>
+        <w:spacing w:after="120" w:lineRule="auto"/>
+        <w:jc w:val="both"/>
+        <w:rPr>
+          <w:rFonts w:ascii="Times New Roman" w:cs="Times New Roman" w:eastAsia="Times New Roman" w:hAnsi="Times New Roman"/>
+          <w:sz w:val="24"/>
+          <w:szCs w:val="24"/>
+        </w:rPr>
+      </w:pPr>
+      <w:r>
+        <w:rPr>
+          <w:rtl w:val="0"/>
+        </w:rPr>
       </w:r>
     </w:p>
     <w:p>
@@ -7041,6 +7680,22 @@
     </w:p>
     <w:p>
       <w:pPr>
+        <w:spacing w:after="120" w:lineRule="auto"/>
+        <w:jc w:val="both"/>
+        <w:rPr>
+          <w:rFonts w:ascii="Times New Roman" w:cs="Times New Roman" w:eastAsia="Times New Roman" w:hAnsi="Times New Roman"/>
+          <w:sz w:val="24"/>
+          <w:szCs w:val="24"/>
+        </w:rPr>
+      </w:pPr>
+      <w:r>
+        <w:rPr>
+          <w:rtl w:val="0"/>
+        </w:rPr>
+      </w:r>
+    </w:p>
+    <w:p>
+      <w:pPr>
         <w:pStyle w:val="Heading2"/>
         <w:spacing w:after="120" w:before="0" w:lineRule="auto"/>
         <w:jc w:val="center"/>
@@ -7292,6 +7947,22 @@
     </w:p>
     <w:p>
       <w:pPr>
+        <w:spacing w:after="120" w:lineRule="auto"/>
+        <w:jc w:val="both"/>
+        <w:rPr>
+          <w:rFonts w:ascii="Times New Roman" w:cs="Times New Roman" w:eastAsia="Times New Roman" w:hAnsi="Times New Roman"/>
+          <w:sz w:val="24"/>
+          <w:szCs w:val="24"/>
+        </w:rPr>
+      </w:pPr>
+      <w:r>
+        <w:rPr>
+          <w:rtl w:val="0"/>
+        </w:rPr>
+      </w:r>
+    </w:p>
+    <w:p>
+      <w:pPr>
         <w:pStyle w:val="Heading3"/>
         <w:spacing w:after="120" w:before="0" w:lineRule="auto"/>
         <w:jc w:val="center"/>
@@ -7346,6 +8017,57 @@
     </w:p>
     <w:p>
       <w:pPr>
+        <w:spacing w:after="120" w:lineRule="auto"/>
+        <w:jc w:val="both"/>
+        <w:rPr>
+          <w:rFonts w:ascii="Times New Roman" w:cs="Times New Roman" w:eastAsia="Times New Roman" w:hAnsi="Times New Roman"/>
+          <w:sz w:val="24"/>
+          <w:szCs w:val="24"/>
+        </w:rPr>
+      </w:pPr>
+      <w:r>
+        <w:rPr>
+          <w:rtl w:val="0"/>
+        </w:rPr>
+      </w:r>
+    </w:p>
+    <w:p>
+      <w:pPr>
+        <w:spacing w:after="120" w:lineRule="auto"/>
+        <w:jc w:val="both"/>
+        <w:rPr>
+          <w:rFonts w:ascii="Times New Roman" w:cs="Times New Roman" w:eastAsia="Times New Roman" w:hAnsi="Times New Roman"/>
+          <w:sz w:val="24"/>
+          <w:szCs w:val="24"/>
+        </w:rPr>
+      </w:pPr>
+      <w:r>
+        <w:rPr>
+          <w:rtl w:val="0"/>
+        </w:rPr>
+      </w:r>
+    </w:p>
+    <w:p>
+      <w:pPr>
+        <w:spacing w:after="120" w:lineRule="auto"/>
+        <w:jc w:val="both"/>
+        <w:rPr>
+          <w:rFonts w:ascii="Times New Roman" w:cs="Times New Roman" w:eastAsia="Times New Roman" w:hAnsi="Times New Roman"/>
+          <w:sz w:val="24"/>
+          <w:szCs w:val="24"/>
+        </w:rPr>
+      </w:pPr>
+      <w:r>
+        <w:br w:type="page"/>
+      </w:r>
+      <w:r>
+        <w:rPr>
+          <w:rtl w:val="0"/>
+        </w:rPr>
+      </w:r>
+    </w:p>
+    <w:p>
+      <w:pPr>
         <w:pStyle w:val="Heading1"/>
         <w:spacing w:after="120" w:lineRule="auto"/>
         <w:jc w:val="center"/>
@@ -7437,6 +8159,42 @@
         <w:jc w:val="both"/>
         <w:rPr>
           <w:rFonts w:ascii="Times New Roman" w:cs="Times New Roman" w:eastAsia="Times New Roman" w:hAnsi="Times New Roman"/>
+          <w:sz w:val="24"/>
+          <w:szCs w:val="24"/>
+        </w:rPr>
+      </w:pPr>
+      <w:r>
+        <w:rPr>
+          <w:rFonts w:ascii="Times New Roman" w:cs="Times New Roman" w:eastAsia="Times New Roman" w:hAnsi="Times New Roman"/>
+          <w:sz w:val="24"/>
+          <w:szCs w:val="24"/>
+          <w:rtl w:val="0"/>
+        </w:rPr>
+        <w:t xml:space="preserve">Слава во вишніх Богу, і на землі мир,* в людях благовоління </w:t>
+      </w:r>
+      <w:r>
+        <w:rPr>
+          <w:rFonts w:ascii="Times New Roman" w:cs="Times New Roman" w:eastAsia="Times New Roman" w:hAnsi="Times New Roman"/>
+          <w:i w:val="1"/>
+          <w:color w:val="ff0000"/>
+          <w:sz w:val="24"/>
+          <w:szCs w:val="24"/>
+          <w:rtl w:val="0"/>
+        </w:rPr>
+        <w:t xml:space="preserve">(3 р.)</w:t>
+      </w:r>
+      <w:r>
+        <w:rPr>
+          <w:rtl w:val="0"/>
+        </w:rPr>
+      </w:r>
+    </w:p>
+    <w:p>
+      <w:pPr>
+        <w:spacing w:after="120" w:lineRule="auto"/>
+        <w:jc w:val="both"/>
+        <w:rPr>
+          <w:rFonts w:ascii="Times New Roman" w:cs="Times New Roman" w:eastAsia="Times New Roman" w:hAnsi="Times New Roman"/>
           <w:i w:val="1"/>
           <w:color w:val="ff0000"/>
           <w:sz w:val="24"/>
@@ -7462,6 +8220,22 @@
           <w:rtl w:val="0"/>
         </w:rPr>
         <w:t xml:space="preserve">(2 р.)</w:t>
+      </w:r>
+    </w:p>
+    <w:p>
+      <w:pPr>
+        <w:spacing w:after="120" w:lineRule="auto"/>
+        <w:jc w:val="both"/>
+        <w:rPr>
+          <w:rFonts w:ascii="Times New Roman" w:cs="Times New Roman" w:eastAsia="Times New Roman" w:hAnsi="Times New Roman"/>
+          <w:sz w:val="24"/>
+          <w:szCs w:val="24"/>
+        </w:rPr>
+      </w:pPr>
+      <w:r>
+        <w:rPr>
+          <w:rtl w:val="0"/>
+        </w:rPr>
       </w:r>
     </w:p>
     <w:p>
@@ -8466,6 +9240,42 @@
     </w:p>
     <w:p>
       <w:pPr>
+        <w:spacing w:after="120" w:lineRule="auto"/>
+        <w:jc w:val="both"/>
+        <w:rPr>
+          <w:rFonts w:ascii="Times New Roman" w:cs="Times New Roman" w:eastAsia="Times New Roman" w:hAnsi="Times New Roman"/>
+          <w:sz w:val="24"/>
+          <w:szCs w:val="24"/>
+        </w:rPr>
+      </w:pPr>
+      <w:r>
+        <w:rPr>
+          <w:rtl w:val="0"/>
+        </w:rPr>
+      </w:r>
+    </w:p>
+    <w:p>
+      <w:pPr>
+        <w:spacing w:after="120" w:lineRule="auto"/>
+        <w:jc w:val="both"/>
+        <w:rPr>
+          <w:rFonts w:ascii="Times New Roman" w:cs="Times New Roman" w:eastAsia="Times New Roman" w:hAnsi="Times New Roman"/>
+          <w:sz w:val="24"/>
+          <w:szCs w:val="24"/>
+        </w:rPr>
+      </w:pPr>
+      <w:r>
+        <w:rPr>
+          <w:rFonts w:ascii="Times New Roman" w:cs="Times New Roman" w:eastAsia="Times New Roman" w:hAnsi="Times New Roman"/>
+          <w:sz w:val="24"/>
+          <w:szCs w:val="24"/>
+          <w:rtl w:val="0"/>
+        </w:rPr>
+        <w:t xml:space="preserve">Слава Отцю, і Сину, і Святому Духові, і нині і повсякчас, і на віки віків. Амінь.</w:t>
+      </w:r>
+    </w:p>
+    <w:p>
+      <w:pPr>
         <w:tabs>
           <w:tab w:val="left" w:leader="none" w:pos="6750"/>
         </w:tabs>
@@ -8533,6 +9343,42 @@
         </w:rPr>
         <w:t xml:space="preserve">(3 р.)</w:t>
       </w:r>
+      <w:r>
+        <w:rPr>
+          <w:rtl w:val="0"/>
+        </w:rPr>
+      </w:r>
+    </w:p>
+    <w:p>
+      <w:pPr>
+        <w:spacing w:after="120" w:lineRule="auto"/>
+        <w:jc w:val="both"/>
+        <w:rPr>
+          <w:rFonts w:ascii="Times New Roman" w:cs="Times New Roman" w:eastAsia="Times New Roman" w:hAnsi="Times New Roman"/>
+          <w:sz w:val="24"/>
+          <w:szCs w:val="24"/>
+        </w:rPr>
+      </w:pPr>
+      <w:r>
+        <w:rPr>
+          <w:rFonts w:ascii="Times New Roman" w:cs="Times New Roman" w:eastAsia="Times New Roman" w:hAnsi="Times New Roman"/>
+          <w:sz w:val="24"/>
+          <w:szCs w:val="24"/>
+          <w:rtl w:val="0"/>
+        </w:rPr>
+        <w:t xml:space="preserve">Слава Отцю, і Сину, і Святому Духові, і нині і повсякчас, і на віки віків. Амінь.</w:t>
+      </w:r>
+    </w:p>
+    <w:p>
+      <w:pPr>
+        <w:spacing w:after="120" w:lineRule="auto"/>
+        <w:jc w:val="both"/>
+        <w:rPr>
+          <w:rFonts w:ascii="Times New Roman" w:cs="Times New Roman" w:eastAsia="Times New Roman" w:hAnsi="Times New Roman"/>
+          <w:sz w:val="24"/>
+          <w:szCs w:val="24"/>
+        </w:rPr>
+      </w:pPr>
       <w:r>
         <w:rPr>
           <w:rtl w:val="0"/>
@@ -8793,6 +9639,33 @@
           <w:szCs w:val="24"/>
         </w:rPr>
       </w:pPr>
+      <w:sdt>
+        <w:sdtPr>
+          <w:tag w:val="goog_rdk_6"/>
+        </w:sdtPr>
+        <w:sdtContent>
+          <w:r>
+            <w:rPr>
+              <w:rFonts w:ascii="Gungsuh" w:cs="Gungsuh" w:eastAsia="Gungsuh" w:hAnsi="Gungsuh"/>
+              <w:sz w:val="24"/>
+              <w:szCs w:val="24"/>
+              <w:rtl w:val="0"/>
+            </w:rPr>
+            <w:t xml:space="preserve">Хіба звіщатимуть у могилі твою милість,* у пропасті глибокій − твою вірність?</w:t>
+          </w:r>
+        </w:sdtContent>
+      </w:sdt>
+    </w:p>
+    <w:p>
+      <w:pPr>
+        <w:spacing w:after="120" w:lineRule="auto"/>
+        <w:jc w:val="both"/>
+        <w:rPr>
+          <w:rFonts w:ascii="Times New Roman" w:cs="Times New Roman" w:eastAsia="Times New Roman" w:hAnsi="Times New Roman"/>
+          <w:sz w:val="24"/>
+          <w:szCs w:val="24"/>
+        </w:rPr>
+      </w:pPr>
       <w:r>
         <w:rPr>
           <w:rFonts w:ascii="Times New Roman" w:cs="Times New Roman" w:eastAsia="Times New Roman" w:hAnsi="Times New Roman"/>
@@ -8853,6 +9726,33 @@
           <w:szCs w:val="24"/>
         </w:rPr>
       </w:pPr>
+      <w:sdt>
+        <w:sdtPr>
+          <w:tag w:val="goog_rdk_7"/>
+        </w:sdtPr>
+        <w:sdtContent>
+          <w:r>
+            <w:rPr>
+              <w:rFonts w:ascii="Gungsuh" w:cs="Gungsuh" w:eastAsia="Gungsuh" w:hAnsi="Gungsuh"/>
+              <w:sz w:val="24"/>
+              <w:szCs w:val="24"/>
+              <w:rtl w:val="0"/>
+            </w:rPr>
+            <w:t xml:space="preserve">Я безталанний і конаю змалку,* я перебув страх твій − і умліваю.</w:t>
+          </w:r>
+        </w:sdtContent>
+      </w:sdt>
+    </w:p>
+    <w:p>
+      <w:pPr>
+        <w:spacing w:after="120" w:lineRule="auto"/>
+        <w:jc w:val="both"/>
+        <w:rPr>
+          <w:rFonts w:ascii="Times New Roman" w:cs="Times New Roman" w:eastAsia="Times New Roman" w:hAnsi="Times New Roman"/>
+          <w:sz w:val="24"/>
+          <w:szCs w:val="24"/>
+        </w:rPr>
+      </w:pPr>
       <w:r>
         <w:rPr>
           <w:rFonts w:ascii="Times New Roman" w:cs="Times New Roman" w:eastAsia="Times New Roman" w:hAnsi="Times New Roman"/>
@@ -8954,6 +9854,33 @@
           <w:szCs w:val="24"/>
         </w:rPr>
       </w:pPr>
+      <w:sdt>
+        <w:sdtPr>
+          <w:tag w:val="goog_rdk_8"/>
+        </w:sdtPr>
+        <w:sdtContent>
+          <w:r>
+            <w:rPr>
+              <w:rFonts w:ascii="Gungsuh" w:cs="Gungsuh" w:eastAsia="Gungsuh" w:hAnsi="Gungsuh"/>
+              <w:sz w:val="24"/>
+              <w:szCs w:val="24"/>
+              <w:rtl w:val="0"/>
+            </w:rPr>
+            <w:t xml:space="preserve">Благослови, душе моя, Господа,* і все нутро моє − його святе ім'я.</w:t>
+          </w:r>
+        </w:sdtContent>
+      </w:sdt>
+    </w:p>
+    <w:p>
+      <w:pPr>
+        <w:spacing w:after="120" w:lineRule="auto"/>
+        <w:jc w:val="both"/>
+        <w:rPr>
+          <w:rFonts w:ascii="Times New Roman" w:cs="Times New Roman" w:eastAsia="Times New Roman" w:hAnsi="Times New Roman"/>
+          <w:sz w:val="24"/>
+          <w:szCs w:val="24"/>
+        </w:rPr>
+      </w:pPr>
       <w:r>
         <w:rPr>
           <w:rFonts w:ascii="Times New Roman" w:cs="Times New Roman" w:eastAsia="Times New Roman" w:hAnsi="Times New Roman"/>
@@ -9651,6 +10578,26 @@
         <w:jc w:val="both"/>
         <w:rPr>
           <w:rFonts w:ascii="Times New Roman" w:cs="Times New Roman" w:eastAsia="Times New Roman" w:hAnsi="Times New Roman"/>
+          <w:sz w:val="24"/>
+          <w:szCs w:val="24"/>
+        </w:rPr>
+      </w:pPr>
+      <w:r>
+        <w:rPr>
+          <w:rFonts w:ascii="Times New Roman" w:cs="Times New Roman" w:eastAsia="Times New Roman" w:hAnsi="Times New Roman"/>
+          <w:sz w:val="24"/>
+          <w:szCs w:val="24"/>
+          <w:rtl w:val="0"/>
+        </w:rPr>
+        <w:t xml:space="preserve">Слава Отцю, і Сину, і Святому Духові: І нині і повсякчас, і на віки віків. Амінь. </w:t>
+      </w:r>
+    </w:p>
+    <w:p>
+      <w:pPr>
+        <w:spacing w:after="120" w:lineRule="auto"/>
+        <w:jc w:val="both"/>
+        <w:rPr>
+          <w:rFonts w:ascii="Times New Roman" w:cs="Times New Roman" w:eastAsia="Times New Roman" w:hAnsi="Times New Roman"/>
           <w:color w:val="ff0000"/>
           <w:sz w:val="24"/>
           <w:szCs w:val="24"/>
@@ -9676,6 +10623,24 @@
         </w:rPr>
         <w:t xml:space="preserve">(3 р.)</w:t>
       </w:r>
+      <w:r>
+        <w:rPr>
+          <w:rtl w:val="0"/>
+        </w:rPr>
+      </w:r>
+    </w:p>
+    <w:p>
+      <w:pPr>
+        <w:spacing w:after="120" w:lineRule="auto"/>
+        <w:jc w:val="both"/>
+        <w:rPr>
+          <w:rFonts w:ascii="Times New Roman" w:cs="Times New Roman" w:eastAsia="Times New Roman" w:hAnsi="Times New Roman"/>
+          <w:b w:val="1"/>
+          <w:color w:val="ff0000"/>
+          <w:sz w:val="24"/>
+          <w:szCs w:val="24"/>
+        </w:rPr>
+      </w:pPr>
       <w:r>
         <w:rPr>
           <w:rtl w:val="0"/>
@@ -10093,6 +11058,23 @@
     </w:p>
     <w:p>
       <w:pPr>
+        <w:spacing w:after="120" w:lineRule="auto"/>
+        <w:jc w:val="both"/>
+        <w:rPr>
+          <w:rFonts w:ascii="Times New Roman" w:cs="Times New Roman" w:eastAsia="Times New Roman" w:hAnsi="Times New Roman"/>
+          <w:color w:val="ff0000"/>
+          <w:sz w:val="24"/>
+          <w:szCs w:val="24"/>
+        </w:rPr>
+      </w:pPr>
+      <w:r>
+        <w:rPr>
+          <w:rtl w:val="0"/>
+        </w:rPr>
+      </w:r>
+    </w:p>
+    <w:p>
+      <w:pPr>
         <w:pStyle w:val="Heading2"/>
         <w:spacing w:after="120" w:before="0" w:lineRule="auto"/>
         <w:jc w:val="center"/>
@@ -10947,6 +11929,23 @@
     </w:p>
     <w:p>
       <w:pPr>
+        <w:spacing w:after="120" w:lineRule="auto"/>
+        <w:jc w:val="both"/>
+        <w:rPr>
+          <w:rFonts w:ascii="Times New Roman" w:cs="Times New Roman" w:eastAsia="Times New Roman" w:hAnsi="Times New Roman"/>
+          <w:color w:val="ff0000"/>
+          <w:sz w:val="24"/>
+          <w:szCs w:val="24"/>
+        </w:rPr>
+      </w:pPr>
+      <w:r>
+        <w:rPr>
+          <w:rtl w:val="0"/>
+        </w:rPr>
+      </w:r>
+    </w:p>
+    <w:p>
+      <w:pPr>
         <w:pStyle w:val="Heading3"/>
         <w:spacing w:after="120" w:before="0" w:lineRule="auto"/>
         <w:jc w:val="center"/>
@@ -11200,6 +12199,22 @@
     </w:p>
     <w:p>
       <w:pPr>
+        <w:spacing w:after="120" w:lineRule="auto"/>
+        <w:jc w:val="both"/>
+        <w:rPr>
+          <w:rFonts w:ascii="Times New Roman" w:cs="Times New Roman" w:eastAsia="Times New Roman" w:hAnsi="Times New Roman"/>
+          <w:sz w:val="24"/>
+          <w:szCs w:val="24"/>
+        </w:rPr>
+      </w:pPr>
+      <w:r>
+        <w:rPr>
+          <w:rtl w:val="0"/>
+        </w:rPr>
+      </w:r>
+    </w:p>
+    <w:p>
+      <w:pPr>
         <w:pStyle w:val="Heading3"/>
         <w:spacing w:after="120" w:before="0" w:lineRule="auto"/>
         <w:jc w:val="center"/>
@@ -11695,6 +12710,22 @@
     </w:p>
     <w:p>
       <w:pPr>
+        <w:spacing w:after="120" w:lineRule="auto"/>
+        <w:jc w:val="both"/>
+        <w:rPr>
+          <w:rFonts w:ascii="Times New Roman" w:cs="Times New Roman" w:eastAsia="Times New Roman" w:hAnsi="Times New Roman"/>
+          <w:sz w:val="24"/>
+          <w:szCs w:val="24"/>
+        </w:rPr>
+      </w:pPr>
+      <w:r>
+        <w:rPr>
+          <w:rtl w:val="0"/>
+        </w:rPr>
+      </w:r>
+    </w:p>
+    <w:p>
+      <w:pPr>
         <w:pStyle w:val="Heading3"/>
         <w:spacing w:after="120" w:before="0" w:lineRule="auto"/>
         <w:jc w:val="center"/>
@@ -11753,6 +12784,61 @@
         <w:jc w:val="both"/>
         <w:rPr>
           <w:rFonts w:ascii="Times New Roman" w:cs="Times New Roman" w:eastAsia="Times New Roman" w:hAnsi="Times New Roman"/>
+          <w:sz w:val="24"/>
+          <w:szCs w:val="24"/>
+        </w:rPr>
+      </w:pPr>
+      <w:r>
+        <w:rPr>
+          <w:rFonts w:ascii="Times New Roman" w:cs="Times New Roman" w:eastAsia="Times New Roman" w:hAnsi="Times New Roman"/>
+          <w:b w:val="1"/>
+          <w:sz w:val="24"/>
+          <w:szCs w:val="24"/>
+          <w:rtl w:val="0"/>
+        </w:rPr>
+        <w:t xml:space="preserve">Слава і нині</w:t>
+      </w:r>
+      <w:sdt>
+        <w:sdtPr>
+          <w:tag w:val="goog_rdk_9"/>
+        </w:sdtPr>
+        <w:sdtContent>
+          <w:r>
+            <w:rPr>
+              <w:rFonts w:ascii="Gungsuh" w:cs="Gungsuh" w:eastAsia="Gungsuh" w:hAnsi="Gungsuh"/>
+              <w:sz w:val="24"/>
+              <w:szCs w:val="24"/>
+              <w:rtl w:val="0"/>
+            </w:rPr>
+            <w:t xml:space="preserve">: Маючи незборне забороло − Богородицю Марію,* прийдім, вірні, і припадімо до неї,* бо до народженого з неї має вона смілість молитися* і спасати від гніву та смерти душі наші.</w:t>
+          </w:r>
+        </w:sdtContent>
+      </w:sdt>
+    </w:p>
+    <w:p>
+      <w:pPr>
+        <w:spacing w:after="120" w:lineRule="auto"/>
+        <w:jc w:val="both"/>
+        <w:rPr>
+          <w:rFonts w:ascii="Times New Roman" w:cs="Times New Roman" w:eastAsia="Times New Roman" w:hAnsi="Times New Roman"/>
+          <w:i w:val="1"/>
+          <w:color w:val="ff0000"/>
+          <w:sz w:val="24"/>
+          <w:szCs w:val="24"/>
+        </w:rPr>
+      </w:pPr>
+      <w:r>
+        <w:rPr>
+          <w:rtl w:val="0"/>
+        </w:rPr>
+      </w:r>
+    </w:p>
+    <w:p>
+      <w:pPr>
+        <w:spacing w:after="120" w:lineRule="auto"/>
+        <w:jc w:val="both"/>
+        <w:rPr>
+          <w:rFonts w:ascii="Times New Roman" w:cs="Times New Roman" w:eastAsia="Times New Roman" w:hAnsi="Times New Roman"/>
           <w:i w:val="1"/>
           <w:color w:val="ff0000"/>
           <w:sz w:val="24"/>
@@ -12091,6 +13177,22 @@
     </w:p>
     <w:p>
       <w:pPr>
+        <w:spacing w:after="120" w:lineRule="auto"/>
+        <w:jc w:val="both"/>
+        <w:rPr>
+          <w:rFonts w:ascii="Times New Roman" w:cs="Times New Roman" w:eastAsia="Times New Roman" w:hAnsi="Times New Roman"/>
+          <w:sz w:val="24"/>
+          <w:szCs w:val="24"/>
+        </w:rPr>
+      </w:pPr>
+      <w:r>
+        <w:rPr>
+          <w:rtl w:val="0"/>
+        </w:rPr>
+      </w:r>
+    </w:p>
+    <w:p>
+      <w:pPr>
         <w:pStyle w:val="Heading3"/>
         <w:spacing w:after="120" w:before="0" w:lineRule="auto"/>
         <w:jc w:val="center"/>
@@ -12145,6 +13247,52 @@
     </w:p>
     <w:p>
       <w:pPr>
+        <w:spacing w:after="120" w:lineRule="auto"/>
+        <w:jc w:val="both"/>
+        <w:rPr>
+          <w:rFonts w:ascii="Times New Roman" w:cs="Times New Roman" w:eastAsia="Times New Roman" w:hAnsi="Times New Roman"/>
+          <w:sz w:val="24"/>
+          <w:szCs w:val="24"/>
+        </w:rPr>
+      </w:pPr>
+      <w:r>
+        <w:rPr>
+          <w:rFonts w:ascii="Times New Roman" w:cs="Times New Roman" w:eastAsia="Times New Roman" w:hAnsi="Times New Roman"/>
+          <w:b w:val="1"/>
+          <w:sz w:val="24"/>
+          <w:szCs w:val="24"/>
+          <w:rtl w:val="0"/>
+        </w:rPr>
+        <w:t xml:space="preserve">Слава і нині</w:t>
+      </w:r>
+      <w:r>
+        <w:rPr>
+          <w:rFonts w:ascii="Times New Roman" w:cs="Times New Roman" w:eastAsia="Times New Roman" w:hAnsi="Times New Roman"/>
+          <w:sz w:val="24"/>
+          <w:szCs w:val="24"/>
+          <w:rtl w:val="0"/>
+        </w:rPr>
+        <w:t xml:space="preserve">: Розпач ніневітян упередив ти,* стримуючи заповіджену кару,* і милість твоя, Господи, гнів перемогла.* Тож і нині умилосердься над людьми і стадом твоїм* та владною рукою подолай наших ворогів,* даючи нам, молитвами Богородиці, велику милість.</w:t>
+      </w:r>
+    </w:p>
+    <w:p>
+      <w:pPr>
+        <w:spacing w:after="120" w:lineRule="auto"/>
+        <w:jc w:val="both"/>
+        <w:rPr>
+          <w:rFonts w:ascii="Times New Roman" w:cs="Times New Roman" w:eastAsia="Times New Roman" w:hAnsi="Times New Roman"/>
+          <w:sz w:val="24"/>
+          <w:szCs w:val="24"/>
+        </w:rPr>
+      </w:pPr>
+      <w:r>
+        <w:rPr>
+          <w:rtl w:val="0"/>
+        </w:rPr>
+      </w:r>
+    </w:p>
+    <w:p>
+      <w:pPr>
         <w:pStyle w:val="Heading3"/>
         <w:spacing w:after="120" w:before="0" w:lineRule="auto"/>
         <w:jc w:val="center"/>
@@ -12579,13 +13727,46 @@
       </w:pPr>
       <w:r>
         <w:rPr>
+          <w:rtl w:val="0"/>
+        </w:rPr>
+      </w:r>
+    </w:p>
+    <w:p>
+      <w:pPr>
+        <w:spacing w:after="120" w:lineRule="auto"/>
+        <w:jc w:val="both"/>
+        <w:rPr>
           <w:rFonts w:ascii="Times New Roman" w:cs="Times New Roman" w:eastAsia="Times New Roman" w:hAnsi="Times New Roman"/>
           <w:sz w:val="24"/>
           <w:szCs w:val="24"/>
           <w:u w:val="single"/>
+        </w:rPr>
+      </w:pPr>
+      <w:r>
+        <w:rPr>
+          <w:rFonts w:ascii="Times New Roman" w:cs="Times New Roman" w:eastAsia="Times New Roman" w:hAnsi="Times New Roman"/>
+          <w:sz w:val="24"/>
+          <w:szCs w:val="24"/>
+          <w:u w:val="single"/>
           <w:rtl w:val="0"/>
         </w:rPr>
         <w:t xml:space="preserve">[Господи, Боже наш! Ти за покаяння дарував людям відпущення, нам же, як образ пізнання і визнання гріхів, показав покаяння і прощення пророка Давида. Тож, Владико, помилуй з великої милости твоєї нас, що в чимало великих гріхів впали, і по багатстві ласк твоїх очисти беззаконня наші, бо перед тобою згрішили ми, Господи, що невідомі й таємні речі серця людського знаєш, і єдиний ти маєш владу прощати гріхи. Серце ж чисте вчини в нас і Духом владичним утверди нас, і радість спасіння твого яви нам. Не відкинь нас від лиця твого, але дозволь, як Добрий і Чоловіколюбець, аж до останнього нашого віддиху появляти тобі жертву справедливости й приноси на святих твоїх жертовниках, милістю і ласками і чоловіколюб'ям єдинородного Сина твого, з яким ти є благословенний з пресвятим, добрим і животворящим твоїм Духом, нині й повсякчас, і на віки віків. Амінь.]</w:t>
+      </w:r>
+    </w:p>
+    <w:p>
+      <w:pPr>
+        <w:spacing w:after="120" w:lineRule="auto"/>
+        <w:jc w:val="both"/>
+        <w:rPr>
+          <w:rFonts w:ascii="Times New Roman" w:cs="Times New Roman" w:eastAsia="Times New Roman" w:hAnsi="Times New Roman"/>
+          <w:sz w:val="24"/>
+          <w:szCs w:val="24"/>
+        </w:rPr>
+      </w:pPr>
+      <w:r>
+        <w:rPr>
+          <w:rtl w:val="0"/>
+        </w:rPr>
       </w:r>
     </w:p>
     <w:p>
@@ -14682,6 +15863,22 @@
     </w:p>
     <w:p>
       <w:pPr>
+        <w:spacing w:after="120" w:lineRule="auto"/>
+        <w:jc w:val="both"/>
+        <w:rPr>
+          <w:rFonts w:ascii="Times New Roman" w:cs="Times New Roman" w:eastAsia="Times New Roman" w:hAnsi="Times New Roman"/>
+          <w:sz w:val="24"/>
+          <w:szCs w:val="24"/>
+        </w:rPr>
+      </w:pPr>
+      <w:r>
+        <w:rPr>
+          <w:rtl w:val="0"/>
+        </w:rPr>
+      </w:r>
+    </w:p>
+    <w:p>
+      <w:pPr>
         <w:pStyle w:val="Heading3"/>
         <w:spacing w:after="120" w:lineRule="auto"/>
         <w:jc w:val="center"/>
@@ -14879,6 +16076,54 @@
           <w:rtl w:val="0"/>
         </w:rPr>
         <w:t xml:space="preserve">Ластівко прекрасна, чесний соловію, голубе предобрий,* пустинелюбна горлице, Господній христителю, пустинна рослино!* Вчини плідною в доброму запустілу безплідністю мою душу!</w:t>
+      </w:r>
+    </w:p>
+    <w:p>
+      <w:pPr>
+        <w:spacing w:after="120" w:lineRule="auto"/>
+        <w:jc w:val="both"/>
+        <w:rPr>
+          <w:rFonts w:ascii="Times New Roman" w:cs="Times New Roman" w:eastAsia="Times New Roman" w:hAnsi="Times New Roman"/>
+          <w:sz w:val="24"/>
+          <w:szCs w:val="24"/>
+        </w:rPr>
+      </w:pPr>
+      <w:r>
+        <w:rPr>
+          <w:rFonts w:ascii="Times New Roman" w:cs="Times New Roman" w:eastAsia="Times New Roman" w:hAnsi="Times New Roman"/>
+          <w:b w:val="1"/>
+          <w:sz w:val="24"/>
+          <w:szCs w:val="24"/>
+          <w:rtl w:val="0"/>
+        </w:rPr>
+        <w:t xml:space="preserve">Слава і нині</w:t>
+      </w:r>
+      <w:r>
+        <w:rPr>
+          <w:rFonts w:ascii="Times New Roman" w:cs="Times New Roman" w:eastAsia="Times New Roman" w:hAnsi="Times New Roman"/>
+          <w:sz w:val="24"/>
+          <w:szCs w:val="24"/>
+          <w:rtl w:val="0"/>
+        </w:rPr>
+        <w:t xml:space="preserve">: Немов престол херувимський, ти носиш того, хто все носить,* і кормиш Кормителя нашого.* Моли його невпинно, Богом благословенна Чиста,* щоб твоє стадо завжди було вільне від землетрусу, пошести, полону і всякої нужди.</w:t>
+      </w:r>
+    </w:p>
+    <w:p>
+      <w:pPr>
+        <w:spacing w:after="120" w:lineRule="auto"/>
+        <w:jc w:val="both"/>
+        <w:rPr>
+          <w:rFonts w:ascii="Times New Roman" w:cs="Times New Roman" w:eastAsia="Times New Roman" w:hAnsi="Times New Roman"/>
+          <w:i w:val="1"/>
+          <w:color w:val="000000"/>
+          <w:sz w:val="24"/>
+          <w:szCs w:val="24"/>
+        </w:rPr>
+      </w:pPr>
+      <w:r>
+        <w:rPr>
+          <w:rtl w:val="0"/>
+        </w:rPr>
       </w:r>
     </w:p>
     <w:p>
@@ -14940,6 +16185,24 @@
     </w:p>
     <w:p>
       <w:pPr>
+        <w:spacing w:after="120" w:lineRule="auto"/>
+        <w:jc w:val="both"/>
+        <w:rPr>
+          <w:rFonts w:ascii="Times New Roman" w:cs="Times New Roman" w:eastAsia="Times New Roman" w:hAnsi="Times New Roman"/>
+          <w:i w:val="1"/>
+          <w:color w:val="ff0000"/>
+          <w:sz w:val="24"/>
+          <w:szCs w:val="24"/>
+        </w:rPr>
+      </w:pPr>
+      <w:r>
+        <w:rPr>
+          <w:rtl w:val="0"/>
+        </w:rPr>
+      </w:r>
+    </w:p>
+    <w:p>
+      <w:pPr>
         <w:pStyle w:val="Heading3"/>
         <w:spacing w:after="120" w:before="0" w:lineRule="auto"/>
         <w:jc w:val="center"/>
@@ -15260,6 +16523,22 @@
     </w:p>
     <w:p>
       <w:pPr>
+        <w:spacing w:after="120" w:lineRule="auto"/>
+        <w:jc w:val="both"/>
+        <w:rPr>
+          <w:rFonts w:ascii="Times New Roman" w:cs="Times New Roman" w:eastAsia="Times New Roman" w:hAnsi="Times New Roman"/>
+          <w:sz w:val="24"/>
+          <w:szCs w:val="24"/>
+        </w:rPr>
+      </w:pPr>
+      <w:r>
+        <w:rPr>
+          <w:rtl w:val="0"/>
+        </w:rPr>
+      </w:r>
+    </w:p>
+    <w:p>
+      <w:pPr>
         <w:pStyle w:val="Heading3"/>
         <w:spacing w:after="120" w:before="0" w:lineRule="auto"/>
         <w:jc w:val="center"/>
@@ -15306,6 +16585,52 @@
     </w:p>
     <w:p>
       <w:pPr>
+        <w:spacing w:after="120" w:lineRule="auto"/>
+        <w:jc w:val="both"/>
+        <w:rPr>
+          <w:rFonts w:ascii="Times New Roman" w:cs="Times New Roman" w:eastAsia="Times New Roman" w:hAnsi="Times New Roman"/>
+          <w:sz w:val="24"/>
+          <w:szCs w:val="24"/>
+        </w:rPr>
+      </w:pPr>
+      <w:r>
+        <w:rPr>
+          <w:rFonts w:ascii="Times New Roman" w:cs="Times New Roman" w:eastAsia="Times New Roman" w:hAnsi="Times New Roman"/>
+          <w:b w:val="1"/>
+          <w:sz w:val="24"/>
+          <w:szCs w:val="24"/>
+          <w:rtl w:val="0"/>
+        </w:rPr>
+        <w:t xml:space="preserve">Слава і нині</w:t>
+      </w:r>
+      <w:r>
+        <w:rPr>
+          <w:rFonts w:ascii="Times New Roman" w:cs="Times New Roman" w:eastAsia="Times New Roman" w:hAnsi="Times New Roman"/>
+          <w:sz w:val="24"/>
+          <w:szCs w:val="24"/>
+          <w:rtl w:val="0"/>
+        </w:rPr>
+        <w:t xml:space="preserve">: Тебе, Діво, сповістили всі пророки.* Давид назвав тебе горою і кораблем, і світильником,* і драбиною, і мостом, і посудиною, що носить манну,* і палицею розквітлою,* а ми тебе, як Богородицю, гідно почитаємо.</w:t>
+      </w:r>
+    </w:p>
+    <w:p>
+      <w:pPr>
+        <w:spacing w:after="120" w:lineRule="auto"/>
+        <w:jc w:val="both"/>
+        <w:rPr>
+          <w:rFonts w:ascii="Times New Roman" w:cs="Times New Roman" w:eastAsia="Times New Roman" w:hAnsi="Times New Roman"/>
+          <w:sz w:val="24"/>
+          <w:szCs w:val="24"/>
+        </w:rPr>
+      </w:pPr>
+      <w:r>
+        <w:rPr>
+          <w:rtl w:val="0"/>
+        </w:rPr>
+      </w:r>
+    </w:p>
+    <w:p>
+      <w:pPr>
         <w:pStyle w:val="Heading2"/>
         <w:spacing w:after="120" w:before="0" w:lineRule="auto"/>
         <w:jc w:val="center"/>
@@ -15407,6 +16732,33 @@
           <w:szCs w:val="24"/>
         </w:rPr>
       </w:pPr>
+      <w:sdt>
+        <w:sdtPr>
+          <w:tag w:val="goog_rdk_10"/>
+        </w:sdtPr>
+        <w:sdtContent>
+          <w:r>
+            <w:rPr>
+              <w:rFonts w:ascii="Gungsuh" w:cs="Gungsuh" w:eastAsia="Gungsuh" w:hAnsi="Gungsuh"/>
+              <w:sz w:val="24"/>
+              <w:szCs w:val="24"/>
+              <w:rtl w:val="0"/>
+            </w:rPr>
+            <w:t xml:space="preserve">Хваліте його, ви − сонце й місяцю,* хваліте його, всі ясні зорі.</w:t>
+          </w:r>
+        </w:sdtContent>
+      </w:sdt>
+    </w:p>
+    <w:p>
+      <w:pPr>
+        <w:spacing w:after="120" w:lineRule="auto"/>
+        <w:jc w:val="both"/>
+        <w:rPr>
+          <w:rFonts w:ascii="Times New Roman" w:cs="Times New Roman" w:eastAsia="Times New Roman" w:hAnsi="Times New Roman"/>
+          <w:sz w:val="24"/>
+          <w:szCs w:val="24"/>
+        </w:rPr>
+      </w:pPr>
       <w:r>
         <w:rPr>
           <w:rFonts w:ascii="Times New Roman" w:cs="Times New Roman" w:eastAsia="Times New Roman" w:hAnsi="Times New Roman"/>
@@ -15947,6 +17299,22 @@
           <w:rtl w:val="0"/>
         </w:rPr>
         <w:t xml:space="preserve">Хваліте його на дзвінких цимбалах, хваліте його на гучних цимбалах.* Усе, що живе, нехай хвалить Господа.</w:t>
+      </w:r>
+    </w:p>
+    <w:p>
+      <w:pPr>
+        <w:spacing w:after="120" w:lineRule="auto"/>
+        <w:jc w:val="both"/>
+        <w:rPr>
+          <w:rFonts w:ascii="Times New Roman" w:cs="Times New Roman" w:eastAsia="Times New Roman" w:hAnsi="Times New Roman"/>
+          <w:sz w:val="24"/>
+          <w:szCs w:val="24"/>
+        </w:rPr>
+      </w:pPr>
+      <w:r>
+        <w:rPr>
+          <w:rtl w:val="0"/>
+        </w:rPr>
       </w:r>
     </w:p>
     <w:p>
@@ -16002,6 +17370,23 @@
           <w:rFonts w:ascii="Times New Roman" w:cs="Times New Roman" w:eastAsia="Times New Roman" w:hAnsi="Times New Roman"/>
           <w:sz w:val="24"/>
           <w:szCs w:val="24"/>
+          <w:u w:val="single"/>
+        </w:rPr>
+      </w:pPr>
+      <w:r>
+        <w:rPr>
+          <w:rtl w:val="0"/>
+        </w:rPr>
+      </w:r>
+    </w:p>
+    <w:p>
+      <w:pPr>
+        <w:spacing w:after="120" w:lineRule="auto"/>
+        <w:jc w:val="both"/>
+        <w:rPr>
+          <w:rFonts w:ascii="Times New Roman" w:cs="Times New Roman" w:eastAsia="Times New Roman" w:hAnsi="Times New Roman"/>
+          <w:sz w:val="24"/>
+          <w:szCs w:val="24"/>
         </w:rPr>
       </w:pPr>
       <w:r>
@@ -16222,6 +17607,33 @@
           <w:szCs w:val="24"/>
         </w:rPr>
       </w:pPr>
+      <w:sdt>
+        <w:sdtPr>
+          <w:tag w:val="goog_rdk_11"/>
+        </w:sdtPr>
+        <w:sdtContent>
+          <w:r>
+            <w:rPr>
+              <w:rFonts w:ascii="Gungsuh" w:cs="Gungsuh" w:eastAsia="Gungsuh" w:hAnsi="Gungsuh"/>
+              <w:sz w:val="24"/>
+              <w:szCs w:val="24"/>
+              <w:rtl w:val="0"/>
+            </w:rPr>
+            <w:t xml:space="preserve">Молюсь: Господи, змилуйся надо мною,* вилікуй мою душу, бо гріх мій − перед тобою.</w:t>
+          </w:r>
+        </w:sdtContent>
+      </w:sdt>
+    </w:p>
+    <w:p>
+      <w:pPr>
+        <w:spacing w:after="120" w:lineRule="auto"/>
+        <w:jc w:val="both"/>
+        <w:rPr>
+          <w:rFonts w:ascii="Times New Roman" w:cs="Times New Roman" w:eastAsia="Times New Roman" w:hAnsi="Times New Roman"/>
+          <w:sz w:val="24"/>
+          <w:szCs w:val="24"/>
+        </w:rPr>
+      </w:pPr>
       <w:r>
         <w:rPr>
           <w:rFonts w:ascii="Times New Roman" w:cs="Times New Roman" w:eastAsia="Times New Roman" w:hAnsi="Times New Roman"/>
@@ -16470,6 +17882,22 @@
           <w:rtl w:val="0"/>
         </w:rPr>
         <w:t xml:space="preserve">Нині і повсякчас,* і на віки віків. Амінь.</w:t>
+      </w:r>
+    </w:p>
+    <w:p>
+      <w:pPr>
+        <w:spacing w:after="120" w:lineRule="auto"/>
+        <w:jc w:val="both"/>
+        <w:rPr>
+          <w:rFonts w:ascii="Times New Roman" w:cs="Times New Roman" w:eastAsia="Times New Roman" w:hAnsi="Times New Roman"/>
+          <w:sz w:val="24"/>
+          <w:szCs w:val="24"/>
+        </w:rPr>
+      </w:pPr>
+      <w:r>
+        <w:rPr>
+          <w:rtl w:val="0"/>
+        </w:rPr>
       </w:r>
     </w:p>
     <w:p>
@@ -17390,6 +18818,22 @@
     </w:p>
     <w:p>
       <w:pPr>
+        <w:spacing w:after="120" w:lineRule="auto"/>
+        <w:jc w:val="both"/>
+        <w:rPr>
+          <w:rFonts w:ascii="Times New Roman" w:cs="Times New Roman" w:eastAsia="Times New Roman" w:hAnsi="Times New Roman"/>
+          <w:sz w:val="24"/>
+          <w:szCs w:val="24"/>
+        </w:rPr>
+      </w:pPr>
+      <w:r>
+        <w:rPr>
+          <w:rtl w:val="0"/>
+        </w:rPr>
+      </w:r>
+    </w:p>
+    <w:p>
+      <w:pPr>
         <w:pStyle w:val="Heading2"/>
         <w:spacing w:after="120" w:before="0" w:lineRule="auto"/>
         <w:jc w:val="center"/>
@@ -17568,6 +19012,52 @@
         <w:jc w:val="both"/>
         <w:rPr>
           <w:rFonts w:ascii="Times New Roman" w:cs="Times New Roman" w:eastAsia="Times New Roman" w:hAnsi="Times New Roman"/>
+          <w:sz w:val="24"/>
+          <w:szCs w:val="24"/>
+        </w:rPr>
+      </w:pPr>
+      <w:r>
+        <w:rPr>
+          <w:rFonts w:ascii="Times New Roman" w:cs="Times New Roman" w:eastAsia="Times New Roman" w:hAnsi="Times New Roman"/>
+          <w:b w:val="1"/>
+          <w:sz w:val="24"/>
+          <w:szCs w:val="24"/>
+          <w:rtl w:val="0"/>
+        </w:rPr>
+        <w:t xml:space="preserve">Слава і нині</w:t>
+      </w:r>
+      <w:r>
+        <w:rPr>
+          <w:rFonts w:ascii="Times New Roman" w:cs="Times New Roman" w:eastAsia="Times New Roman" w:hAnsi="Times New Roman"/>
+          <w:sz w:val="24"/>
+          <w:szCs w:val="24"/>
+          <w:rtl w:val="0"/>
+        </w:rPr>
+        <w:t xml:space="preserve">: Ти, єдина Чиста, була оселею Світла,* що від Отця засяяло, тому й кличу до тебе: Просвіти світлом чеснот замрячену пристрастями мою душу* і в день суду посели її, Пречиста,* в оселях світлостей твоїх.</w:t>
+      </w:r>
+    </w:p>
+    <w:p>
+      <w:pPr>
+        <w:spacing w:after="120" w:lineRule="auto"/>
+        <w:jc w:val="both"/>
+        <w:rPr>
+          <w:rFonts w:ascii="Times New Roman" w:cs="Times New Roman" w:eastAsia="Times New Roman" w:hAnsi="Times New Roman"/>
+          <w:sz w:val="24"/>
+          <w:szCs w:val="24"/>
+        </w:rPr>
+      </w:pPr>
+      <w:r>
+        <w:rPr>
+          <w:rtl w:val="0"/>
+        </w:rPr>
+      </w:r>
+    </w:p>
+    <w:p>
+      <w:pPr>
+        <w:spacing w:after="120" w:lineRule="auto"/>
+        <w:jc w:val="both"/>
+        <w:rPr>
+          <w:rFonts w:ascii="Times New Roman" w:cs="Times New Roman" w:eastAsia="Times New Roman" w:hAnsi="Times New Roman"/>
           <w:i w:val="1"/>
           <w:color w:val="ff0000"/>
           <w:sz w:val="24"/>
@@ -17689,6 +19179,26 @@
           <w:szCs w:val="24"/>
           <w:rtl w:val="0"/>
         </w:rPr>
+        <w:t xml:space="preserve">Слава Отцю, і Сину, і Святому Духові,* і нині і повсякчас, і на віки віків. Амінь.</w:t>
+      </w:r>
+    </w:p>
+    <w:p>
+      <w:pPr>
+        <w:spacing w:after="120" w:lineRule="auto"/>
+        <w:jc w:val="both"/>
+        <w:rPr>
+          <w:rFonts w:ascii="Times New Roman" w:cs="Times New Roman" w:eastAsia="Times New Roman" w:hAnsi="Times New Roman"/>
+          <w:sz w:val="24"/>
+          <w:szCs w:val="24"/>
+        </w:rPr>
+      </w:pPr>
+      <w:r>
+        <w:rPr>
+          <w:rFonts w:ascii="Times New Roman" w:cs="Times New Roman" w:eastAsia="Times New Roman" w:hAnsi="Times New Roman"/>
+          <w:sz w:val="24"/>
+          <w:szCs w:val="24"/>
+          <w:rtl w:val="0"/>
+        </w:rPr>
         <w:t xml:space="preserve">Пресвята Тройце, помилуй нас;* Господи, очисти гріхи наші;* Владико, прости беззаконня наші;* Святий, завітай і зціли немочі наші імени твого ради.</w:t>
       </w:r>
     </w:p>
@@ -17732,6 +19242,45 @@
           <w:rtl w:val="0"/>
         </w:rPr>
         <w:t xml:space="preserve">.</w:t>
+      </w:r>
+    </w:p>
+    <w:p>
+      <w:pPr>
+        <w:spacing w:after="120" w:lineRule="auto"/>
+        <w:jc w:val="both"/>
+        <w:rPr>
+          <w:rFonts w:ascii="Times New Roman" w:cs="Times New Roman" w:eastAsia="Times New Roman" w:hAnsi="Times New Roman"/>
+          <w:sz w:val="24"/>
+          <w:szCs w:val="24"/>
+        </w:rPr>
+      </w:pPr>
+      <w:r>
+        <w:rPr>
+          <w:rFonts w:ascii="Times New Roman" w:cs="Times New Roman" w:eastAsia="Times New Roman" w:hAnsi="Times New Roman"/>
+          <w:sz w:val="24"/>
+          <w:szCs w:val="24"/>
+          <w:rtl w:val="0"/>
+        </w:rPr>
+        <w:t xml:space="preserve">Слава Отцю, і Сину, і Святому Духові. І</w:t>
+      </w:r>
+      <w:r>
+        <w:rPr>
+          <w:rFonts w:ascii="Times New Roman" w:cs="Times New Roman" w:eastAsia="Times New Roman" w:hAnsi="Times New Roman"/>
+          <w:b w:val="1"/>
+          <w:sz w:val="24"/>
+          <w:szCs w:val="24"/>
+          <w:rtl w:val="0"/>
+        </w:rPr>
+        <w:t xml:space="preserve"> </w:t>
+      </w:r>
+      <w:r>
+        <w:rPr>
+          <w:rFonts w:ascii="Times New Roman" w:cs="Times New Roman" w:eastAsia="Times New Roman" w:hAnsi="Times New Roman"/>
+          <w:sz w:val="24"/>
+          <w:szCs w:val="24"/>
+          <w:rtl w:val="0"/>
+        </w:rPr>
+        <w:t xml:space="preserve">нині і повсякчас, і на віки віків. Амінь.</w:t>
       </w:r>
     </w:p>
     <w:p>
@@ -17831,6 +19380,23 @@
           <w:rtl w:val="0"/>
         </w:rPr>
         <w:t xml:space="preserve"> </w:t>
+      </w:r>
+    </w:p>
+    <w:p>
+      <w:pPr>
+        <w:spacing w:after="120" w:lineRule="auto"/>
+        <w:jc w:val="both"/>
+        <w:rPr>
+          <w:rFonts w:ascii="Times New Roman" w:cs="Times New Roman" w:eastAsia="Times New Roman" w:hAnsi="Times New Roman"/>
+          <w:i w:val="1"/>
+          <w:sz w:val="24"/>
+          <w:szCs w:val="24"/>
+        </w:rPr>
+      </w:pPr>
+      <w:r>
+        <w:rPr>
+          <w:rtl w:val="0"/>
+        </w:rPr>
       </w:r>
     </w:p>
     <w:p>
@@ -18479,6 +20045,22 @@
     </w:p>
     <w:p>
       <w:pPr>
+        <w:spacing w:after="120" w:lineRule="auto"/>
+        <w:jc w:val="both"/>
+        <w:rPr>
+          <w:rFonts w:ascii="Times New Roman" w:cs="Times New Roman" w:eastAsia="Times New Roman" w:hAnsi="Times New Roman"/>
+          <w:sz w:val="24"/>
+          <w:szCs w:val="24"/>
+        </w:rPr>
+      </w:pPr>
+      <w:r>
+        <w:rPr>
+          <w:rtl w:val="0"/>
+        </w:rPr>
+      </w:r>
+    </w:p>
+    <w:p>
+      <w:pPr>
         <w:pStyle w:val="Heading2"/>
         <w:spacing w:after="120" w:before="0" w:lineRule="auto"/>
         <w:jc w:val="center"/>
@@ -18736,6 +20318,21 @@
           <w:rtl w:val="0"/>
         </w:rPr>
         <w:t xml:space="preserve">Амінь.</w:t>
+      </w:r>
+    </w:p>
+    <w:p>
+      <w:pPr>
+        <w:spacing w:after="120" w:lineRule="auto"/>
+        <w:rPr>
+          <w:rFonts w:ascii="Times New Roman" w:cs="Times New Roman" w:eastAsia="Times New Roman" w:hAnsi="Times New Roman"/>
+          <w:sz w:val="24"/>
+          <w:szCs w:val="24"/>
+        </w:rPr>
+      </w:pPr>
+      <w:r>
+        <w:rPr>
+          <w:rtl w:val="0"/>
+        </w:rPr>
       </w:r>
     </w:p>
     <w:sectPr>
